--- a/prd_template.docx
+++ b/prd_template.docx
@@ -10,8 +10,6 @@
           <w:sz w:val="21"/>
         </w:rPr>
       </w:pPr>
-      <w:bookmarkStart w:id="3" w:name="_GoBack"/>
-      <w:bookmarkEnd w:id="3"/>
     </w:p>
     <w:p>
       <w:pPr>
@@ -228,21 +226,25 @@
             <w:pPr>
               <w:pStyle w:val="6"/>
               <w:spacing w:before="81" w:line="190" w:lineRule="auto"/>
-              <w:ind w:left="4035"/>
+              <w:ind w:left="0" w:leftChars="0" w:firstLine="2470" w:firstLineChars="1300"/>
               <w:outlineLvl w:val="0"/>
               <w:rPr>
+                <w:rFonts w:hint="eastAsia" w:eastAsia="微软雅黑"/>
                 <w:sz w:val="19"/>
                 <w:szCs w:val="19"/>
-              </w:rPr>
-            </w:pPr>
-            <w:r>
-              <w:rPr>
-                <w:color w:val="555555"/>
-                <w:spacing w:val="9"/>
+                <w:lang w:eastAsia="zh"/>
+                <w:woUserID w:val="4"/>
+              </w:rPr>
+            </w:pPr>
+            <w:r>
+              <w:rPr>
+                <w:rFonts w:hint="eastAsia"/>
                 <w:sz w:val="19"/>
                 <w:szCs w:val="19"/>
-              </w:rPr>
-              <w:t>产品名称</w:t>
+                <w:lang w:eastAsia="zh"/>
+                <w:woUserID w:val="4"/>
+              </w:rPr>
+              <w:t>一款基于业务功能场景的自动化测试工具</w:t>
             </w:r>
           </w:p>
           <w:p>
@@ -341,7 +343,24 @@
           <w:color w:val="999999"/>
           <w:spacing w:val="3"/>
         </w:rPr>
-        <w:t>v____  |</w:t>
+        <w:t>v_</w:t>
+      </w:r>
+      <w:r>
+        <w:rPr>
+          <w:rFonts w:hint="eastAsia"/>
+          <w:color w:val="999999"/>
+          <w:spacing w:val="3"/>
+          <w:lang w:eastAsia="zh"/>
+          <w:woUserID w:val="4"/>
+        </w:rPr>
+        <w:t>0.1</w:t>
+      </w:r>
+      <w:r>
+        <w:rPr>
+          <w:color w:val="999999"/>
+          <w:spacing w:val="3"/>
+        </w:rPr>
+        <w:t>___  |</w:t>
       </w:r>
       <w:r>
         <w:rPr>
@@ -356,7 +375,34 @@
           <w:color w:val="999999"/>
           <w:spacing w:val="3"/>
         </w:rPr>
-        <w:t>日期：2026-__-__</w:t>
+        <w:t>日期：2026-_</w:t>
+      </w:r>
+      <w:r>
+        <w:rPr>
+          <w:rFonts w:hint="eastAsia"/>
+          <w:color w:val="999999"/>
+          <w:spacing w:val="3"/>
+          <w:lang w:eastAsia="zh"/>
+          <w:woUserID w:val="4"/>
+        </w:rPr>
+        <w:t>5</w:t>
+      </w:r>
+      <w:r>
+        <w:rPr>
+          <w:color w:val="999999"/>
+          <w:spacing w:val="3"/>
+        </w:rPr>
+        <w:t>_-_</w:t>
+      </w:r>
+      <w:r>
+        <w:rPr>
+          <w:rFonts w:hint="eastAsia"/>
+          <w:color w:val="999999"/>
+          <w:spacing w:val="3"/>
+          <w:lang w:eastAsia="zh"/>
+          <w:woUserID w:val="4"/>
+        </w:rPr>
+        <w:t>20</w:t>
       </w:r>
       <w:r>
         <w:rPr>
@@ -384,14 +430,24 @@
           <w:color w:val="999999"/>
           <w:spacing w:val="3"/>
         </w:rPr>
-        <w:t>_____</w:t>
+        <w:t>_</w:t>
       </w:r>
       <w:r>
         <w:rPr>
+          <w:rFonts w:hint="eastAsia"/>
+          <w:color w:val="999999"/>
+          <w:spacing w:val="3"/>
+          <w:lang w:eastAsia="zh"/>
+          <w:woUserID w:val="4"/>
+        </w:rPr>
+        <w:t>第三组</w:t>
+      </w:r>
+      <w:r>
+        <w:rPr>
           <w:color w:val="999999"/>
           <w:spacing w:val="2"/>
         </w:rPr>
-        <w:t>___</w:t>
+        <w:t>__</w:t>
       </w:r>
     </w:p>
     <w:p>
@@ -496,12 +552,6 @@
             <w:insideV w:val="none" w:color="auto" w:sz="0" w:space="0"/>
           </w:tblBorders>
           <w:shd w:val="clear" w:color="auto" w:fill="EFF6FF"/>
-          <w:tblCellMar>
-            <w:top w:w="0" w:type="dxa"/>
-            <w:left w:w="0" w:type="dxa"/>
-            <w:bottom w:w="0" w:type="dxa"/>
-            <w:right w:w="0" w:type="dxa"/>
-          </w:tblCellMar>
         </w:tblPrEx>
         <w:trPr>
           <w:trHeight w:val="1954" w:hRule="atLeast"/>
@@ -1183,10 +1233,40 @@
       <w:pPr>
         <w:spacing w:line="290" w:lineRule="auto"/>
         <w:rPr>
-          <w:rFonts w:ascii="Arial"/>
+          <w:rFonts w:hint="eastAsia" w:ascii="Arial" w:eastAsia="Arial"/>
           <w:sz w:val="21"/>
+          <w:highlight w:val="yellow"/>
+          <w:lang w:eastAsia="zh"/>
+          <w:woUserID w:val="4"/>
         </w:rPr>
       </w:pPr>
+      <w:r>
+        <w:rPr>
+          <w:rFonts w:hint="eastAsia" w:ascii="Arial"/>
+          <w:sz w:val="21"/>
+          <w:woUserID w:val="4"/>
+        </w:rPr>
+        <w:t>一款基于业务场景的自动化测试工具demo，开发团队可以在此录入业务功能，生成语料库，然后自动化生成测试用例</w:t>
+      </w:r>
+      <w:r>
+        <w:rPr>
+          <w:rFonts w:hint="eastAsia"/>
+          <w:sz w:val="21"/>
+          <w:lang w:eastAsia="zh"/>
+          <w:woUserID w:val="4"/>
+        </w:rPr>
+        <w:t>，</w:t>
+      </w:r>
+      <w:r>
+        <w:rPr>
+          <w:rFonts w:hint="eastAsia"/>
+          <w:sz w:val="21"/>
+          <w:highlight w:val="yellow"/>
+          <w:lang w:eastAsia="zh"/>
+          <w:woUserID w:val="4"/>
+        </w:rPr>
+        <w:t>并进行自动化测试，生成缺陷以及相关测试总结</w:t>
+      </w:r>
     </w:p>
     <w:p>
       <w:pPr>
@@ -1440,6 +1520,12 @@
             <w:insideH w:val="single" w:color="D1D5DB" w:sz="6" w:space="0"/>
             <w:insideV w:val="single" w:color="D1D5DB" w:sz="6" w:space="0"/>
           </w:tblBorders>
+          <w:tblCellMar>
+            <w:top w:w="0" w:type="dxa"/>
+            <w:left w:w="0" w:type="dxa"/>
+            <w:bottom w:w="0" w:type="dxa"/>
+            <w:right w:w="0" w:type="dxa"/>
+          </w:tblCellMar>
         </w:tblPrEx>
         <w:trPr>
           <w:trHeight w:val="526" w:hRule="atLeast"/>
@@ -1532,10 +1618,21 @@
             <w:pPr>
               <w:spacing w:line="211" w:lineRule="exact"/>
               <w:rPr>
-                <w:rFonts w:ascii="Arial"/>
+                <w:rFonts w:hint="eastAsia" w:ascii="Arial" w:eastAsia="Arial"/>
                 <w:sz w:val="18"/>
-              </w:rPr>
-            </w:pPr>
+                <w:lang w:eastAsia="zh"/>
+                <w:woUserID w:val="4"/>
+              </w:rPr>
+            </w:pPr>
+            <w:r>
+              <w:rPr>
+                <w:rFonts w:hint="eastAsia"/>
+                <w:sz w:val="18"/>
+                <w:lang w:eastAsia="zh"/>
+                <w:woUserID w:val="4"/>
+              </w:rPr>
+              <w:t>测试重复性工作多，成本高</w:t>
+            </w:r>
           </w:p>
         </w:tc>
         <w:tc>
@@ -1547,10 +1644,21 @@
             <w:pPr>
               <w:spacing w:line="211" w:lineRule="exact"/>
               <w:rPr>
-                <w:rFonts w:ascii="Arial"/>
+                <w:rFonts w:hint="eastAsia" w:ascii="Arial" w:eastAsia="Arial"/>
                 <w:sz w:val="18"/>
-              </w:rPr>
-            </w:pPr>
+                <w:lang w:eastAsia="zh"/>
+                <w:woUserID w:val="4"/>
+              </w:rPr>
+            </w:pPr>
+            <w:r>
+              <w:rPr>
+                <w:rFonts w:hint="eastAsia"/>
+                <w:sz w:val="18"/>
+                <w:lang w:eastAsia="zh"/>
+                <w:woUserID w:val="4"/>
+              </w:rPr>
+              <w:t>测试用例自动生成，减少人力成本</w:t>
+            </w:r>
           </w:p>
         </w:tc>
       </w:tr>
@@ -1583,10 +1691,21 @@
             <w:pPr>
               <w:spacing w:line="211" w:lineRule="exact"/>
               <w:rPr>
-                <w:rFonts w:ascii="Arial"/>
+                <w:rFonts w:hint="eastAsia" w:ascii="Arial" w:eastAsia="Arial"/>
                 <w:sz w:val="18"/>
-              </w:rPr>
-            </w:pPr>
+                <w:lang w:eastAsia="zh"/>
+                <w:woUserID w:val="4"/>
+              </w:rPr>
+            </w:pPr>
+            <w:r>
+              <w:rPr>
+                <w:rFonts w:hint="eastAsia"/>
+                <w:sz w:val="18"/>
+                <w:lang w:eastAsia="zh"/>
+                <w:woUserID w:val="4"/>
+              </w:rPr>
+              <w:t>测试效率低下</w:t>
+            </w:r>
           </w:p>
         </w:tc>
         <w:tc>
@@ -1598,10 +1717,21 @@
             <w:pPr>
               <w:spacing w:line="211" w:lineRule="exact"/>
               <w:rPr>
-                <w:rFonts w:ascii="Arial"/>
+                <w:rFonts w:hint="eastAsia" w:ascii="Arial" w:eastAsia="Arial"/>
                 <w:sz w:val="18"/>
-              </w:rPr>
-            </w:pPr>
+                <w:lang w:eastAsia="zh"/>
+                <w:woUserID w:val="4"/>
+              </w:rPr>
+            </w:pPr>
+            <w:r>
+              <w:rPr>
+                <w:rFonts w:hint="eastAsia"/>
+                <w:sz w:val="18"/>
+                <w:lang w:eastAsia="zh"/>
+                <w:woUserID w:val="4"/>
+              </w:rPr>
+              <w:t>自动化测试</w:t>
+            </w:r>
           </w:p>
         </w:tc>
       </w:tr>
@@ -1634,10 +1764,21 @@
             <w:pPr>
               <w:spacing w:line="219" w:lineRule="exact"/>
               <w:rPr>
-                <w:rFonts w:ascii="Arial"/>
+                <w:rFonts w:hint="eastAsia" w:ascii="Arial" w:eastAsia="Arial"/>
                 <w:sz w:val="19"/>
-              </w:rPr>
-            </w:pPr>
+                <w:lang w:eastAsia="zh"/>
+                <w:woUserID w:val="4"/>
+              </w:rPr>
+            </w:pPr>
+            <w:r>
+              <w:rPr>
+                <w:rFonts w:hint="eastAsia"/>
+                <w:sz w:val="19"/>
+                <w:lang w:eastAsia="zh"/>
+                <w:woUserID w:val="4"/>
+              </w:rPr>
+              <w:t>用例复用度低</w:t>
+            </w:r>
           </w:p>
         </w:tc>
         <w:tc>
@@ -1649,10 +1790,21 @@
             <w:pPr>
               <w:spacing w:line="219" w:lineRule="exact"/>
               <w:rPr>
-                <w:rFonts w:ascii="Arial"/>
+                <w:rFonts w:hint="eastAsia" w:ascii="Arial" w:eastAsia="Arial"/>
                 <w:sz w:val="19"/>
-              </w:rPr>
-            </w:pPr>
+                <w:lang w:eastAsia="zh"/>
+                <w:woUserID w:val="4"/>
+              </w:rPr>
+            </w:pPr>
+            <w:r>
+              <w:rPr>
+                <w:rFonts w:hint="eastAsia"/>
+                <w:sz w:val="19"/>
+                <w:lang w:eastAsia="zh"/>
+                <w:woUserID w:val="4"/>
+              </w:rPr>
+              <w:t>建立可复用的测试用例库</w:t>
+            </w:r>
           </w:p>
         </w:tc>
       </w:tr>
@@ -1996,10 +2148,21 @@
             <w:pPr>
               <w:spacing w:line="212" w:lineRule="exact"/>
               <w:rPr>
-                <w:rFonts w:ascii="Arial"/>
+                <w:rFonts w:hint="eastAsia" w:ascii="Arial" w:eastAsia="Arial"/>
                 <w:sz w:val="18"/>
-              </w:rPr>
-            </w:pPr>
+                <w:lang w:eastAsia="zh"/>
+                <w:woUserID w:val="4"/>
+              </w:rPr>
+            </w:pPr>
+            <w:r>
+              <w:rPr>
+                <w:rFonts w:hint="eastAsia"/>
+                <w:sz w:val="18"/>
+                <w:lang w:eastAsia="zh"/>
+                <w:woUserID w:val="4"/>
+              </w:rPr>
+              <w:t>项目经理</w:t>
+            </w:r>
           </w:p>
         </w:tc>
         <w:tc>
@@ -2014,10 +2177,21 @@
             <w:pPr>
               <w:spacing w:line="212" w:lineRule="exact"/>
               <w:rPr>
-                <w:rFonts w:ascii="Arial"/>
+                <w:rFonts w:hint="eastAsia" w:ascii="Arial" w:eastAsia="Arial"/>
                 <w:sz w:val="18"/>
-              </w:rPr>
-            </w:pPr>
+                <w:lang w:eastAsia="zh"/>
+                <w:woUserID w:val="4"/>
+              </w:rPr>
+            </w:pPr>
+            <w:r>
+              <w:rPr>
+                <w:rFonts w:hint="eastAsia"/>
+                <w:sz w:val="18"/>
+                <w:lang w:eastAsia="zh"/>
+                <w:woUserID w:val="4"/>
+              </w:rPr>
+              <w:t>通过引入该产品，减少项目成本</w:t>
+            </w:r>
           </w:p>
         </w:tc>
         <w:tc>
@@ -2032,10 +2206,21 @@
             <w:pPr>
               <w:spacing w:line="212" w:lineRule="exact"/>
               <w:rPr>
-                <w:rFonts w:ascii="Arial"/>
+                <w:rFonts w:hint="eastAsia" w:ascii="Arial" w:eastAsia="Arial"/>
                 <w:sz w:val="18"/>
-              </w:rPr>
-            </w:pPr>
+                <w:lang w:eastAsia="zh"/>
+                <w:woUserID w:val="4"/>
+              </w:rPr>
+            </w:pPr>
+            <w:r>
+              <w:rPr>
+                <w:rFonts w:hint="eastAsia"/>
+                <w:sz w:val="18"/>
+                <w:lang w:eastAsia="zh"/>
+                <w:woUserID w:val="4"/>
+              </w:rPr>
+              <w:t>使用频率多，有付费意愿</w:t>
+            </w:r>
           </w:p>
         </w:tc>
       </w:tr>
@@ -2068,10 +2253,21 @@
             <w:pPr>
               <w:spacing w:line="212" w:lineRule="exact"/>
               <w:rPr>
-                <w:rFonts w:ascii="Arial"/>
+                <w:rFonts w:hint="eastAsia" w:ascii="Arial" w:eastAsia="Arial"/>
                 <w:sz w:val="18"/>
-              </w:rPr>
-            </w:pPr>
+                <w:lang w:eastAsia="zh"/>
+                <w:woUserID w:val="4"/>
+              </w:rPr>
+            </w:pPr>
+            <w:r>
+              <w:rPr>
+                <w:rFonts w:hint="eastAsia"/>
+                <w:sz w:val="18"/>
+                <w:lang w:eastAsia="zh"/>
+                <w:woUserID w:val="4"/>
+              </w:rPr>
+              <w:t>测试工程师</w:t>
+            </w:r>
           </w:p>
         </w:tc>
         <w:tc>
@@ -2086,10 +2282,21 @@
             <w:pPr>
               <w:spacing w:line="212" w:lineRule="exact"/>
               <w:rPr>
-                <w:rFonts w:ascii="Arial"/>
+                <w:rFonts w:hint="eastAsia" w:ascii="Arial" w:eastAsia="Arial"/>
                 <w:sz w:val="18"/>
-              </w:rPr>
-            </w:pPr>
+                <w:lang w:eastAsia="zh"/>
+                <w:woUserID w:val="4"/>
+              </w:rPr>
+            </w:pPr>
+            <w:r>
+              <w:rPr>
+                <w:rFonts w:hint="eastAsia"/>
+                <w:sz w:val="18"/>
+                <w:lang w:eastAsia="zh"/>
+                <w:woUserID w:val="4"/>
+              </w:rPr>
+              <w:t>通过引入该产品，自动化测试用例和自动化测试，提升测试效率</w:t>
+            </w:r>
           </w:p>
         </w:tc>
         <w:tc>
@@ -2108,6 +2315,15 @@
                 <w:sz w:val="18"/>
               </w:rPr>
             </w:pPr>
+            <w:r>
+              <w:rPr>
+                <w:rFonts w:hint="eastAsia"/>
+                <w:sz w:val="18"/>
+                <w:lang w:eastAsia="zh"/>
+                <w:woUserID w:val="4"/>
+              </w:rPr>
+              <w:t>使用频率多，有付费意愿</w:t>
+            </w:r>
           </w:p>
         </w:tc>
       </w:tr>
@@ -2140,10 +2356,21 @@
             <w:pPr>
               <w:spacing w:line="219" w:lineRule="exact"/>
               <w:rPr>
-                <w:rFonts w:ascii="Arial"/>
+                <w:rFonts w:hint="eastAsia" w:ascii="Arial" w:eastAsia="Arial"/>
                 <w:sz w:val="19"/>
-              </w:rPr>
-            </w:pPr>
+                <w:lang w:eastAsia="zh"/>
+                <w:woUserID w:val="4"/>
+              </w:rPr>
+            </w:pPr>
+            <w:r>
+              <w:rPr>
+                <w:rFonts w:hint="eastAsia"/>
+                <w:sz w:val="19"/>
+                <w:lang w:eastAsia="zh"/>
+                <w:woUserID w:val="4"/>
+              </w:rPr>
+              <w:t>开发人员</w:t>
+            </w:r>
           </w:p>
         </w:tc>
         <w:tc>
@@ -2158,10 +2385,21 @@
             <w:pPr>
               <w:spacing w:line="219" w:lineRule="exact"/>
               <w:rPr>
-                <w:rFonts w:ascii="Arial"/>
+                <w:rFonts w:hint="eastAsia" w:ascii="Arial" w:eastAsia="Arial"/>
                 <w:sz w:val="19"/>
-              </w:rPr>
-            </w:pPr>
+                <w:lang w:eastAsia="zh"/>
+                <w:woUserID w:val="4"/>
+              </w:rPr>
+            </w:pPr>
+            <w:r>
+              <w:rPr>
+                <w:rFonts w:hint="eastAsia"/>
+                <w:sz w:val="19"/>
+                <w:lang w:eastAsia="zh"/>
+                <w:woUserID w:val="4"/>
+              </w:rPr>
+              <w:t>通过引入该产品，加强单元测试，提升开发代码质量</w:t>
+            </w:r>
           </w:p>
         </w:tc>
         <w:tc>
@@ -2180,6 +2418,15 @@
                 <w:sz w:val="19"/>
               </w:rPr>
             </w:pPr>
+            <w:r>
+              <w:rPr>
+                <w:rFonts w:hint="eastAsia"/>
+                <w:sz w:val="18"/>
+                <w:lang w:eastAsia="zh"/>
+                <w:woUserID w:val="4"/>
+              </w:rPr>
+              <w:t>使用频率多，有付费意愿</w:t>
+            </w:r>
           </w:p>
         </w:tc>
       </w:tr>
@@ -2318,10 +2565,21 @@
     <w:p>
       <w:pPr>
         <w:rPr>
-          <w:rFonts w:ascii="Arial"/>
+          <w:rFonts w:hint="eastAsia" w:ascii="Arial" w:eastAsia="Arial"/>
           <w:sz w:val="21"/>
+          <w:lang w:eastAsia="zh"/>
+          <w:woUserID w:val="4"/>
         </w:rPr>
       </w:pPr>
+      <w:r>
+        <w:rPr>
+          <w:rFonts w:hint="eastAsia"/>
+          <w:sz w:val="21"/>
+          <w:lang w:eastAsia="zh"/>
+          <w:woUserID w:val="4"/>
+        </w:rPr>
+        <w:t>让每一位项目成员都能使用自动化测试智能体，在测试工作开始前，完成基于业务场景的测试用例编写，减少重复性工作，自动化进行单元测试、集成测试和系统测试，提升测试效率和产品质量。</w:t>
+      </w:r>
     </w:p>
     <w:p>
       <w:pPr>
@@ -2533,18 +2791,35 @@
         <w:spacing w:before="162" w:line="118" w:lineRule="exact"/>
         <w:ind w:left="243"/>
         <w:rPr>
-          <w:sz w:val="19"/>
-          <w:szCs w:val="19"/>
-        </w:rPr>
-      </w:pPr>
-      <w:r>
-        <w:rPr>
+          <w:rFonts w:hint="eastAsia"/>
           <w:color w:val="1A1A1A"/>
           <w:position w:val="-3"/>
           <w:sz w:val="19"/>
           <w:szCs w:val="19"/>
+          <w:lang w:eastAsia="zh"/>
+          <w:woUserID w:val="4"/>
+        </w:rPr>
+      </w:pPr>
+      <w:r>
+        <w:rPr>
+          <w:color w:val="1A1A1A"/>
+          <w:position w:val="-3"/>
+          <w:sz w:val="19"/>
+          <w:szCs w:val="19"/>
         </w:rPr>
         <w:t>·</w:t>
+      </w:r>
+      <w:r>
+        <w:rPr>
+          <w:rFonts w:hint="eastAsia"/>
+          <w:color w:val="1A1A1A"/>
+          <w:position w:val="-3"/>
+          <w:sz w:val="19"/>
+          <w:szCs w:val="19"/>
+          <w:lang w:eastAsia="zh"/>
+          <w:woUserID w:val="4"/>
+        </w:rPr>
+        <w:t>业务场景知识库的建立</w:t>
       </w:r>
     </w:p>
     <w:p>
@@ -2573,8 +2848,11 @@
         <w:spacing w:before="161" w:line="118" w:lineRule="exact"/>
         <w:ind w:left="243"/>
         <w:rPr>
+          <w:rFonts w:hint="eastAsia" w:eastAsia="微软雅黑"/>
           <w:sz w:val="19"/>
           <w:szCs w:val="19"/>
+          <w:lang w:eastAsia="zh"/>
+          <w:woUserID w:val="4"/>
         </w:rPr>
       </w:pPr>
       <w:r>
@@ -2585,6 +2863,18 @@
           <w:szCs w:val="19"/>
         </w:rPr>
         <w:t>·</w:t>
+      </w:r>
+      <w:r>
+        <w:rPr>
+          <w:rFonts w:hint="eastAsia"/>
+          <w:color w:val="1A1A1A"/>
+          <w:position w:val="-3"/>
+          <w:sz w:val="19"/>
+          <w:szCs w:val="19"/>
+          <w:lang w:eastAsia="zh"/>
+          <w:woUserID w:val="4"/>
+        </w:rPr>
+        <w:t>自动化测试用例的生成</w:t>
       </w:r>
     </w:p>
     <w:p>
@@ -2635,8 +2925,11 @@
         <w:spacing w:before="161" w:line="119" w:lineRule="exact"/>
         <w:ind w:left="243"/>
         <w:rPr>
+          <w:rFonts w:hint="eastAsia" w:eastAsia="微软雅黑"/>
           <w:sz w:val="19"/>
           <w:szCs w:val="19"/>
+          <w:lang w:eastAsia="zh"/>
+          <w:woUserID w:val="4"/>
         </w:rPr>
       </w:pPr>
       <w:r>
@@ -2647,6 +2940,18 @@
           <w:szCs w:val="19"/>
         </w:rPr>
         <w:t>·</w:t>
+      </w:r>
+      <w:r>
+        <w:rPr>
+          <w:rFonts w:hint="eastAsia"/>
+          <w:color w:val="1A1A1A"/>
+          <w:position w:val="-3"/>
+          <w:sz w:val="19"/>
+          <w:szCs w:val="19"/>
+          <w:lang w:eastAsia="zh"/>
+          <w:woUserID w:val="4"/>
+        </w:rPr>
+        <w:t>自动化测试</w:t>
       </w:r>
     </w:p>
     <w:p>
@@ -3189,9 +3494,13 @@
                 </w:r>
                 <w:r>
                   <w:rPr>
+                    <w:rFonts w:hint="eastAsia"/>
                     <w:color w:val="1A1A1A"/>
+                    <w:spacing w:val="6"/>
+                    <w:lang w:eastAsia="zh"/>
+                    <w:woUserID w:val="4"/>
                   </w:rPr>
-                  <w:tab/>
+                  <w:t>项目经理</w:t>
                 </w:r>
                 <w:r>
                   <w:rPr>
@@ -3204,7 +3513,22 @@
                   <w:rPr>
                     <w:color w:val="1A1A1A"/>
                   </w:rPr>
-                  <w:t>，我想要 ____________________，</w:t>
+                  <w:t>，我想要 _</w:t>
+                </w:r>
+                <w:r>
+                  <w:rPr>
+                    <w:rFonts w:hint="eastAsia"/>
+                    <w:color w:val="1A1A1A"/>
+                    <w:lang w:eastAsia="zh"/>
+                    <w:woUserID w:val="4"/>
+                  </w:rPr>
+                  <w:t>通过自动化的工作和可复用的工作</w:t>
+                </w:r>
+                <w:r>
+                  <w:rPr>
+                    <w:color w:val="1A1A1A"/>
+                  </w:rPr>
+                  <w:t>___________________，</w:t>
                 </w:r>
                 <w:r>
                   <w:rPr>
@@ -3239,6 +3563,16 @@
                     <w:spacing w:val="4"/>
                   </w:rPr>
                   <w:t xml:space="preserve">以便 </w:t>
+                </w:r>
+                <w:r>
+                  <w:rPr>
+                    <w:rFonts w:hint="eastAsia"/>
+                    <w:color w:val="1A1A1A"/>
+                    <w:spacing w:val="4"/>
+                    <w:lang w:eastAsia="zh"/>
+                    <w:woUserID w:val="4"/>
+                  </w:rPr>
+                  <w:t>减少项目成本、提升效率</w:t>
                 </w:r>
                 <w:r>
                   <w:rPr>
@@ -3422,6 +3756,16 @@
                 </w:r>
                 <w:r>
                   <w:rPr>
+                    <w:rFonts w:hint="eastAsia"/>
+                    <w:color w:val="1A1A1A"/>
+                    <w:spacing w:val="6"/>
+                    <w:lang w:eastAsia="zh"/>
+                    <w:woUserID w:val="4"/>
+                  </w:rPr>
+                  <w:t>测试工程师</w:t>
+                </w:r>
+                <w:r>
+                  <w:rPr>
                     <w:color w:val="1A1A1A"/>
                   </w:rPr>
                   <w:tab/>
@@ -3437,7 +3781,22 @@
                   <w:rPr>
                     <w:color w:val="1A1A1A"/>
                   </w:rPr>
-                  <w:t>，我想要 ____________________，</w:t>
+                  <w:t>，我想要 __</w:t>
+                </w:r>
+                <w:r>
+                  <w:rPr>
+                    <w:rFonts w:hint="eastAsia"/>
+                    <w:color w:val="1A1A1A"/>
+                    <w:lang w:eastAsia="zh"/>
+                    <w:woUserID w:val="4"/>
+                  </w:rPr>
+                  <w:t>减少重复性的工作</w:t>
+                </w:r>
+                <w:r>
+                  <w:rPr>
+                    <w:color w:val="1A1A1A"/>
+                  </w:rPr>
+                  <w:t>__________________，</w:t>
                 </w:r>
                 <w:r>
                   <w:rPr>
@@ -3470,6 +3829,16 @@
                     <w:spacing w:val="4"/>
                   </w:rPr>
                   <w:t xml:space="preserve">以便 </w:t>
+                </w:r>
+                <w:r>
+                  <w:rPr>
+                    <w:rFonts w:hint="eastAsia"/>
+                    <w:color w:val="1A1A1A"/>
+                    <w:spacing w:val="4"/>
+                    <w:lang w:eastAsia="zh"/>
+                    <w:woUserID w:val="4"/>
+                  </w:rPr>
+                  <w:t>提升工作效率</w:t>
                 </w:r>
                 <w:r>
                   <w:rPr>
@@ -3653,6 +4022,16 @@
                 </w:r>
                 <w:r>
                   <w:rPr>
+                    <w:rFonts w:hint="eastAsia"/>
+                    <w:color w:val="1A1A1A"/>
+                    <w:spacing w:val="6"/>
+                    <w:lang w:eastAsia="zh"/>
+                    <w:woUserID w:val="4"/>
+                  </w:rPr>
+                  <w:t>开发人员</w:t>
+                </w:r>
+                <w:r>
+                  <w:rPr>
                     <w:color w:val="1A1A1A"/>
                   </w:rPr>
                   <w:tab/>
@@ -3668,7 +4047,22 @@
                   <w:rPr>
                     <w:color w:val="1A1A1A"/>
                   </w:rPr>
-                  <w:t>，我想要 ____________________，</w:t>
+                  <w:t>，我想要 __</w:t>
+                </w:r>
+                <w:r>
+                  <w:rPr>
+                    <w:rFonts w:hint="eastAsia"/>
+                    <w:color w:val="1A1A1A"/>
+                    <w:lang w:eastAsia="zh"/>
+                    <w:woUserID w:val="4"/>
+                  </w:rPr>
+                  <w:t>随时对代码进行自测</w:t>
+                </w:r>
+                <w:r>
+                  <w:rPr>
+                    <w:color w:val="1A1A1A"/>
+                  </w:rPr>
+                  <w:t>__________________，</w:t>
                 </w:r>
                 <w:r>
                   <w:rPr>
@@ -3702,6 +4096,18 @@
                   </w:rPr>
                   <w:t xml:space="preserve">以便 </w:t>
                 </w:r>
+                <w:r>
+                  <w:rPr>
+                    <w:rFonts w:hint="eastAsia"/>
+                    <w:color w:val="1A1A1A"/>
+                    <w:spacing w:val="4"/>
+                    <w:lang w:eastAsia="zh"/>
+                    <w:woUserID w:val="4"/>
+                  </w:rPr>
+                  <w:t>减少缺陷，提升质量</w:t>
+                </w:r>
+                <w:bookmarkStart w:id="3" w:name="_GoBack"/>
+                <w:bookmarkEnd w:id="3"/>
                 <w:r>
                   <w:rPr>
                     <w:color w:val="1A1A1A"/>
@@ -15029,12 +15435,6 @@
             <w:insideH w:val="single" w:color="D1D5DB" w:sz="6" w:space="0"/>
             <w:insideV w:val="single" w:color="D1D5DB" w:sz="6" w:space="0"/>
           </w:tblBorders>
-          <w:tblCellMar>
-            <w:top w:w="0" w:type="dxa"/>
-            <w:left w:w="0" w:type="dxa"/>
-            <w:bottom w:w="0" w:type="dxa"/>
-            <w:right w:w="0" w:type="dxa"/>
-          </w:tblCellMar>
         </w:tblPrEx>
         <w:trPr>
           <w:trHeight w:val="229" w:hRule="atLeast"/>
@@ -17507,7 +17907,7 @@
   <w:docDefaults>
     <w:rPrDefault>
       <w:rPr>
-        <w:rFonts w:ascii="Arial" w:hAnsi="Arial" w:eastAsia="Arial" w:cs="Arial"/>
+        <w:rFonts w:ascii="Times New Roman" w:hAnsi="Times New Roman" w:eastAsia="宋体" w:cs="Times New Roman"/>
       </w:rPr>
     </w:rPrDefault>
     <w:pPrDefault/>
@@ -17798,6 +18198,19 @@
     <w:semiHidden/>
     <w:qFormat/>
     <w:uiPriority w:val="0"/>
+    <w:pPr>
+      <w:keepNext w:val="0"/>
+      <w:keepLines w:val="0"/>
+      <w:widowControl/>
+      <w:suppressLineNumbers w:val="0"/>
+      <w:spacing w:before="0" w:beforeAutospacing="0" w:after="0" w:afterAutospacing="0"/>
+      <w:ind w:left="0" w:right="0"/>
+    </w:pPr>
+    <w:rPr>
+      <w:rFonts w:hint="default" w:ascii="Times New Roman" w:hAnsi="Times New Roman" w:cs="Times New Roman"/>
+      <w:sz w:val="20"/>
+      <w:szCs w:val="20"/>
+    </w:rPr>
     <w:tblPr>
       <w:tblCellMar>
         <w:top w:w="0" w:type="dxa"/>
@@ -18167,297 +18580,297 @@
 
 <file path=customXml/item2.xml><?xml version="1.0" encoding="utf-8"?>
 <contractReview xmlns="http://schemas.wps.cn/vas-ai-hub/contract-review">
-  <reviewItems>
-    <reviewItem>
-      <errorID>b3d4ad50-0a1d-459e-9e5a-4af2c0e81ceb</errorID>
-      <errorWord>"</errorWord>
-      <group>L1_Format</group>
-      <groupName>格式问题</groupName>
-      <ability>L2_HalfPunc_CN</ability>
-      <abilityName/>
-      <candidateList>
-        <item>“</item>
+  <reviewItems xmlns="http://schemas.wps.cn/vas-ai-hub/contract-review">
+    <reviewItem xmlns="http://schemas.wps.cn/vas-ai-hub/contract-review">
+      <errorID xmlns="http://schemas.wps.cn/vas-ai-hub/contract-review">b3d4ad50-0a1d-459e-9e5a-4af2c0e81ceb</errorID>
+      <errorWord xmlns="http://schemas.wps.cn/vas-ai-hub/contract-review">"</errorWord>
+      <group xmlns="http://schemas.wps.cn/vas-ai-hub/contract-review">L1_Format</group>
+      <groupName xmlns="http://schemas.wps.cn/vas-ai-hub/contract-review">格式问题</groupName>
+      <ability xmlns="http://schemas.wps.cn/vas-ai-hub/contract-review">L2_HalfPunc_CN</ability>
+      <abilityName xmlns="http://schemas.wps.cn/vas-ai-hub/contract-review"/>
+      <candidateList xmlns="http://schemas.wps.cn/vas-ai-hub/contract-review">
+        <item xmlns="http://schemas.wps.cn/vas-ai-hub/contract-review">“</item>
       </candidateList>
-      <explain>文本全半角错误。</explain>
-      <paraID>3EEC887B</paraID>
-      <start>25</start>
-      <end>26</end>
-      <status>unmodified</status>
-      <modifiedWord/>
-      <trackRevisions>false</trackRevisions>
+      <explain xmlns="http://schemas.wps.cn/vas-ai-hub/contract-review">文本全半角错误。</explain>
+      <paraID xmlns="http://schemas.wps.cn/vas-ai-hub/contract-review">3EEC887B</paraID>
+      <start xmlns="http://schemas.wps.cn/vas-ai-hub/contract-review">25</start>
+      <end xmlns="http://schemas.wps.cn/vas-ai-hub/contract-review">26</end>
+      <status xmlns="http://schemas.wps.cn/vas-ai-hub/contract-review">unmodified</status>
+      <modifiedWord xmlns="http://schemas.wps.cn/vas-ai-hub/contract-review"/>
+      <trackRevisions xmlns="http://schemas.wps.cn/vas-ai-hub/contract-review">false</trackRevisions>
     </reviewItem>
-    <reviewItem>
-      <errorID>3424b345-1786-4bfd-b2f6-d085c41a28b9</errorID>
-      <errorWord>"</errorWord>
-      <group>L1_Format</group>
-      <groupName>格式问题</groupName>
-      <ability>L2_HalfPunc_CN</ability>
-      <abilityName/>
-      <candidateList>
-        <item>”</item>
+    <reviewItem xmlns="http://schemas.wps.cn/vas-ai-hub/contract-review">
+      <errorID xmlns="http://schemas.wps.cn/vas-ai-hub/contract-review">3424b345-1786-4bfd-b2f6-d085c41a28b9</errorID>
+      <errorWord xmlns="http://schemas.wps.cn/vas-ai-hub/contract-review">"</errorWord>
+      <group xmlns="http://schemas.wps.cn/vas-ai-hub/contract-review">L1_Format</group>
+      <groupName xmlns="http://schemas.wps.cn/vas-ai-hub/contract-review">格式问题</groupName>
+      <ability xmlns="http://schemas.wps.cn/vas-ai-hub/contract-review">L2_HalfPunc_CN</ability>
+      <abilityName xmlns="http://schemas.wps.cn/vas-ai-hub/contract-review"/>
+      <candidateList xmlns="http://schemas.wps.cn/vas-ai-hub/contract-review">
+        <item xmlns="http://schemas.wps.cn/vas-ai-hub/contract-review">”</item>
       </candidateList>
-      <explain>文本全半角错误。</explain>
-      <paraID>3EEC887B</paraID>
-      <start>50</start>
-      <end>51</end>
-      <status>unmodified</status>
-      <modifiedWord/>
-      <trackRevisions>false</trackRevisions>
+      <explain xmlns="http://schemas.wps.cn/vas-ai-hub/contract-review">文本全半角错误。</explain>
+      <paraID xmlns="http://schemas.wps.cn/vas-ai-hub/contract-review">3EEC887B</paraID>
+      <start xmlns="http://schemas.wps.cn/vas-ai-hub/contract-review">50</start>
+      <end xmlns="http://schemas.wps.cn/vas-ai-hub/contract-review">51</end>
+      <status xmlns="http://schemas.wps.cn/vas-ai-hub/contract-review">unmodified</status>
+      <modifiedWord xmlns="http://schemas.wps.cn/vas-ai-hub/contract-review"/>
+      <trackRevisions xmlns="http://schemas.wps.cn/vas-ai-hub/contract-review">false</trackRevisions>
     </reviewItem>
-    <reviewItem>
-      <errorID>e17babdf-a49f-4a42-aa79-7e4d752aafa0</errorID>
-      <errorWord>──</errorWord>
-      <group>L1_AI</group>
-      <groupName>深度校对</groupName>
-      <ability>L2_AI_Word</ability>
-      <abilityName>字词纠错</abilityName>
-      <candidateList>
-        <item>——</item>
+    <reviewItem xmlns="http://schemas.wps.cn/vas-ai-hub/contract-review">
+      <errorID xmlns="http://schemas.wps.cn/vas-ai-hub/contract-review">e17babdf-a49f-4a42-aa79-7e4d752aafa0</errorID>
+      <errorWord xmlns="http://schemas.wps.cn/vas-ai-hub/contract-review">──</errorWord>
+      <group xmlns="http://schemas.wps.cn/vas-ai-hub/contract-review">L1_AI</group>
+      <groupName xmlns="http://schemas.wps.cn/vas-ai-hub/contract-review">深度校对</groupName>
+      <ability xmlns="http://schemas.wps.cn/vas-ai-hub/contract-review">L2_AI_Word</ability>
+      <abilityName xmlns="http://schemas.wps.cn/vas-ai-hub/contract-review">字词纠错</abilityName>
+      <candidateList xmlns="http://schemas.wps.cn/vas-ai-hub/contract-review">
+        <item xmlns="http://schemas.wps.cn/vas-ai-hub/contract-review">——</item>
       </candidateList>
-      <explain/>
-      <paraID>6B662415</paraID>
-      <start>0</start>
-      <end>2</end>
-      <status>unmodified</status>
-      <modifiedWord/>
-      <trackRevisions>false</trackRevisions>
+      <explain xmlns="http://schemas.wps.cn/vas-ai-hub/contract-review"/>
+      <paraID xmlns="http://schemas.wps.cn/vas-ai-hub/contract-review">6B662415</paraID>
+      <start xmlns="http://schemas.wps.cn/vas-ai-hub/contract-review">0</start>
+      <end xmlns="http://schemas.wps.cn/vas-ai-hub/contract-review">2</end>
+      <status xmlns="http://schemas.wps.cn/vas-ai-hub/contract-review">unmodified</status>
+      <modifiedWord xmlns="http://schemas.wps.cn/vas-ai-hub/contract-review"/>
+      <trackRevisions xmlns="http://schemas.wps.cn/vas-ai-hub/contract-review">false</trackRevisions>
     </reviewItem>
-    <reviewItem>
-      <errorID>6d8d88b6-9b2a-4c6a-a67a-e249febd5e0f</errorID>
-      <errorWord> </errorWord>
-      <group>L1_AI</group>
-      <groupName>深度校对</groupName>
-      <ability>L2_AI_Punc</ability>
-      <abilityName>标点纠错</abilityName>
-      <candidateList>
-        <item/>
+    <reviewItem xmlns="http://schemas.wps.cn/vas-ai-hub/contract-review">
+      <errorID xmlns="http://schemas.wps.cn/vas-ai-hub/contract-review">6d8d88b6-9b2a-4c6a-a67a-e249febd5e0f</errorID>
+      <errorWord xmlns="http://schemas.wps.cn/vas-ai-hub/contract-review"/>
+      <group xmlns="http://schemas.wps.cn/vas-ai-hub/contract-review">L1_AI</group>
+      <groupName xmlns="http://schemas.wps.cn/vas-ai-hub/contract-review">深度校对</groupName>
+      <ability xmlns="http://schemas.wps.cn/vas-ai-hub/contract-review">L2_AI_Punc</ability>
+      <abilityName xmlns="http://schemas.wps.cn/vas-ai-hub/contract-review">标点纠错</abilityName>
+      <candidateList xmlns="http://schemas.wps.cn/vas-ai-hub/contract-review">
+        <item xmlns="http://schemas.wps.cn/vas-ai-hub/contract-review"/>
       </candidateList>
-      <explain>此处空格冗余，建议删除。</explain>
-      <paraID>6B662415</paraID>
-      <start>10</start>
-      <end>11</end>
-      <status>unmodified</status>
-      <modifiedWord/>
-      <trackRevisions>false</trackRevisions>
+      <explain xmlns="http://schemas.wps.cn/vas-ai-hub/contract-review">此处空格冗余，建议删除。</explain>
+      <paraID xmlns="http://schemas.wps.cn/vas-ai-hub/contract-review">6B662415</paraID>
+      <start xmlns="http://schemas.wps.cn/vas-ai-hub/contract-review">10</start>
+      <end xmlns="http://schemas.wps.cn/vas-ai-hub/contract-review">11</end>
+      <status xmlns="http://schemas.wps.cn/vas-ai-hub/contract-review">unmodified</status>
+      <modifiedWord xmlns="http://schemas.wps.cn/vas-ai-hub/contract-review"/>
+      <trackRevisions xmlns="http://schemas.wps.cn/vas-ai-hub/contract-review">false</trackRevisions>
     </reviewItem>
-    <reviewItem>
-      <errorID>49776223-aed4-470a-9277-81a73bc9e760</errorID>
-      <errorWord> └──</errorWord>
-      <group>L1_AI</group>
-      <groupName>深度校对</groupName>
-      <ability>L2_AI_Grammar</ability>
-      <abilityName>语法纠错</abilityName>
-      <candidateList>
-        <item>——</item>
+    <reviewItem xmlns="http://schemas.wps.cn/vas-ai-hub/contract-review">
+      <errorID xmlns="http://schemas.wps.cn/vas-ai-hub/contract-review">49776223-aed4-470a-9277-81a73bc9e760</errorID>
+      <errorWord xmlns="http://schemas.wps.cn/vas-ai-hub/contract-review"> └──</errorWord>
+      <group xmlns="http://schemas.wps.cn/vas-ai-hub/contract-review">L1_AI</group>
+      <groupName xmlns="http://schemas.wps.cn/vas-ai-hub/contract-review">深度校对</groupName>
+      <ability xmlns="http://schemas.wps.cn/vas-ai-hub/contract-review">L2_AI_Grammar</ability>
+      <abilityName xmlns="http://schemas.wps.cn/vas-ai-hub/contract-review">语法纠错</abilityName>
+      <candidateList xmlns="http://schemas.wps.cn/vas-ai-hub/contract-review">
+        <item xmlns="http://schemas.wps.cn/vas-ai-hub/contract-review">——</item>
       </candidateList>
-      <explain/>
-      <paraID>6B662415</paraID>
-      <start>16</start>
-      <end>20</end>
-      <status>unmodified</status>
-      <modifiedWord/>
-      <trackRevisions>false</trackRevisions>
+      <explain xmlns="http://schemas.wps.cn/vas-ai-hub/contract-review"/>
+      <paraID xmlns="http://schemas.wps.cn/vas-ai-hub/contract-review">6B662415</paraID>
+      <start xmlns="http://schemas.wps.cn/vas-ai-hub/contract-review">16</start>
+      <end xmlns="http://schemas.wps.cn/vas-ai-hub/contract-review">20</end>
+      <status xmlns="http://schemas.wps.cn/vas-ai-hub/contract-review">unmodified</status>
+      <modifiedWord xmlns="http://schemas.wps.cn/vas-ai-hub/contract-review"/>
+      <trackRevisions xmlns="http://schemas.wps.cn/vas-ai-hub/contract-review">false</trackRevisions>
     </reviewItem>
-    <reviewItem>
-      <errorID>04151e17-bbfb-4a1c-8f02-2edf0d0828ad</errorID>
-      <errorWord>—</errorWord>
-      <group>L1_AI</group>
-      <groupName>深度校对</groupName>
-      <ability>L2_AI_Punc</ability>
-      <abilityName>标点纠错</abilityName>
-      <candidateList>
-        <item>———</item>
+    <reviewItem xmlns="http://schemas.wps.cn/vas-ai-hub/contract-review">
+      <errorID xmlns="http://schemas.wps.cn/vas-ai-hub/contract-review">04151e17-bbfb-4a1c-8f02-2edf0d0828ad</errorID>
+      <errorWord xmlns="http://schemas.wps.cn/vas-ai-hub/contract-review">—</errorWord>
+      <group xmlns="http://schemas.wps.cn/vas-ai-hub/contract-review">L1_AI</group>
+      <groupName xmlns="http://schemas.wps.cn/vas-ai-hub/contract-review">深度校对</groupName>
+      <ability xmlns="http://schemas.wps.cn/vas-ai-hub/contract-review">L2_AI_Punc</ability>
+      <abilityName xmlns="http://schemas.wps.cn/vas-ai-hub/contract-review">标点纠错</abilityName>
+      <candidateList xmlns="http://schemas.wps.cn/vas-ai-hub/contract-review">
+        <item xmlns="http://schemas.wps.cn/vas-ai-hub/contract-review">———</item>
       </candidateList>
-      <explain/>
-      <paraID>16B7A7E2</paraID>
-      <start>23</start>
-      <end>24</end>
-      <status>unmodified</status>
-      <modifiedWord/>
-      <trackRevisions>false</trackRevisions>
+      <explain xmlns="http://schemas.wps.cn/vas-ai-hub/contract-review"/>
+      <paraID xmlns="http://schemas.wps.cn/vas-ai-hub/contract-review">16B7A7E2</paraID>
+      <start xmlns="http://schemas.wps.cn/vas-ai-hub/contract-review">23</start>
+      <end xmlns="http://schemas.wps.cn/vas-ai-hub/contract-review">24</end>
+      <status xmlns="http://schemas.wps.cn/vas-ai-hub/contract-review">unmodified</status>
+      <modifiedWord xmlns="http://schemas.wps.cn/vas-ai-hub/contract-review"/>
+      <trackRevisions xmlns="http://schemas.wps.cn/vas-ai-hub/contract-review">false</trackRevisions>
     </reviewItem>
-    <reviewItem>
-      <errorID>408a7530-fe92-49d0-bfd3-708f90218c3c</errorID>
-      <errorWord>—</errorWord>
-      <group>L1_AI</group>
-      <groupName>深度校对</groupName>
-      <ability>L2_AI_Punc</ability>
-      <abilityName>标点纠错</abilityName>
-      <candidateList>
-        <item>———</item>
+    <reviewItem xmlns="http://schemas.wps.cn/vas-ai-hub/contract-review">
+      <errorID xmlns="http://schemas.wps.cn/vas-ai-hub/contract-review">408a7530-fe92-49d0-bfd3-708f90218c3c</errorID>
+      <errorWord xmlns="http://schemas.wps.cn/vas-ai-hub/contract-review">—</errorWord>
+      <group xmlns="http://schemas.wps.cn/vas-ai-hub/contract-review">L1_AI</group>
+      <groupName xmlns="http://schemas.wps.cn/vas-ai-hub/contract-review">深度校对</groupName>
+      <ability xmlns="http://schemas.wps.cn/vas-ai-hub/contract-review">L2_AI_Punc</ability>
+      <abilityName xmlns="http://schemas.wps.cn/vas-ai-hub/contract-review">标点纠错</abilityName>
+      <candidateList xmlns="http://schemas.wps.cn/vas-ai-hub/contract-review">
+        <item xmlns="http://schemas.wps.cn/vas-ai-hub/contract-review">———</item>
       </candidateList>
-      <explain/>
-      <paraID>16B7A7E2</paraID>
-      <start>45</start>
-      <end>46</end>
-      <status>unmodified</status>
-      <modifiedWord/>
-      <trackRevisions>false</trackRevisions>
+      <explain xmlns="http://schemas.wps.cn/vas-ai-hub/contract-review"/>
+      <paraID xmlns="http://schemas.wps.cn/vas-ai-hub/contract-review">16B7A7E2</paraID>
+      <start xmlns="http://schemas.wps.cn/vas-ai-hub/contract-review">45</start>
+      <end xmlns="http://schemas.wps.cn/vas-ai-hub/contract-review">46</end>
+      <status xmlns="http://schemas.wps.cn/vas-ai-hub/contract-review">unmodified</status>
+      <modifiedWord xmlns="http://schemas.wps.cn/vas-ai-hub/contract-review"/>
+      <trackRevisions xmlns="http://schemas.wps.cn/vas-ai-hub/contract-review">false</trackRevisions>
     </reviewItem>
-    <reviewItem>
-      <errorID>a90acb64-197f-4e6a-85bd-91e6d77bff4b</errorID>
-      <errorWord>"</errorWord>
-      <group>L1_Format</group>
-      <groupName>格式问题</groupName>
-      <ability>L2_HalfPunc_CN</ability>
-      <abilityName/>
-      <candidateList>
-        <item>“</item>
+    <reviewItem xmlns="http://schemas.wps.cn/vas-ai-hub/contract-review">
+      <errorID xmlns="http://schemas.wps.cn/vas-ai-hub/contract-review">a90acb64-197f-4e6a-85bd-91e6d77bff4b</errorID>
+      <errorWord xmlns="http://schemas.wps.cn/vas-ai-hub/contract-review">"</errorWord>
+      <group xmlns="http://schemas.wps.cn/vas-ai-hub/contract-review">L1_Format</group>
+      <groupName xmlns="http://schemas.wps.cn/vas-ai-hub/contract-review">格式问题</groupName>
+      <ability xmlns="http://schemas.wps.cn/vas-ai-hub/contract-review">L2_HalfPunc_CN</ability>
+      <abilityName xmlns="http://schemas.wps.cn/vas-ai-hub/contract-review"/>
+      <candidateList xmlns="http://schemas.wps.cn/vas-ai-hub/contract-review">
+        <item xmlns="http://schemas.wps.cn/vas-ai-hub/contract-review">“</item>
       </candidateList>
-      <explain>文本全半角错误。</explain>
-      <paraID>1C51ADF2</paraID>
-      <start>43</start>
-      <end>44</end>
-      <status>unmodified</status>
-      <modifiedWord/>
-      <trackRevisions>false</trackRevisions>
+      <explain xmlns="http://schemas.wps.cn/vas-ai-hub/contract-review">文本全半角错误。</explain>
+      <paraID xmlns="http://schemas.wps.cn/vas-ai-hub/contract-review">1C51ADF2</paraID>
+      <start xmlns="http://schemas.wps.cn/vas-ai-hub/contract-review">43</start>
+      <end xmlns="http://schemas.wps.cn/vas-ai-hub/contract-review">44</end>
+      <status xmlns="http://schemas.wps.cn/vas-ai-hub/contract-review">unmodified</status>
+      <modifiedWord xmlns="http://schemas.wps.cn/vas-ai-hub/contract-review"/>
+      <trackRevisions xmlns="http://schemas.wps.cn/vas-ai-hub/contract-review">false</trackRevisions>
     </reviewItem>
-    <reviewItem>
-      <errorID>8a9d996b-a4dc-49d2-b940-aedbe628c593</errorID>
-      <errorWord>"</errorWord>
-      <group>L1_Format</group>
-      <groupName>格式问题</groupName>
-      <ability>L2_HalfPunc_CN</ability>
-      <abilityName/>
-      <candidateList>
-        <item>”</item>
+    <reviewItem xmlns="http://schemas.wps.cn/vas-ai-hub/contract-review">
+      <errorID xmlns="http://schemas.wps.cn/vas-ai-hub/contract-review">8a9d996b-a4dc-49d2-b940-aedbe628c593</errorID>
+      <errorWord xmlns="http://schemas.wps.cn/vas-ai-hub/contract-review">"</errorWord>
+      <group xmlns="http://schemas.wps.cn/vas-ai-hub/contract-review">L1_Format</group>
+      <groupName xmlns="http://schemas.wps.cn/vas-ai-hub/contract-review">格式问题</groupName>
+      <ability xmlns="http://schemas.wps.cn/vas-ai-hub/contract-review">L2_HalfPunc_CN</ability>
+      <abilityName xmlns="http://schemas.wps.cn/vas-ai-hub/contract-review"/>
+      <candidateList xmlns="http://schemas.wps.cn/vas-ai-hub/contract-review">
+        <item xmlns="http://schemas.wps.cn/vas-ai-hub/contract-review">”</item>
       </candidateList>
-      <explain>文本全半角错误。</explain>
-      <paraID>1C51ADF2</paraID>
-      <start>46</start>
-      <end>47</end>
-      <status>unmodified</status>
-      <modifiedWord/>
-      <trackRevisions>false</trackRevisions>
+      <explain xmlns="http://schemas.wps.cn/vas-ai-hub/contract-review">文本全半角错误。</explain>
+      <paraID xmlns="http://schemas.wps.cn/vas-ai-hub/contract-review">1C51ADF2</paraID>
+      <start xmlns="http://schemas.wps.cn/vas-ai-hub/contract-review">46</start>
+      <end xmlns="http://schemas.wps.cn/vas-ai-hub/contract-review">47</end>
+      <status xmlns="http://schemas.wps.cn/vas-ai-hub/contract-review">unmodified</status>
+      <modifiedWord xmlns="http://schemas.wps.cn/vas-ai-hub/contract-review"/>
+      <trackRevisions xmlns="http://schemas.wps.cn/vas-ai-hub/contract-review">false</trackRevisions>
     </reviewItem>
-    <reviewItem>
-      <errorID>36d53a90-c997-4ecb-a605-42485a31a943</errorID>
-      <errorWord>：</errorWord>
-      <group>L1_Format</group>
-      <groupName>格式问题</groupName>
-      <ability>L2_HalfPunc_CN</ability>
-      <abilityName/>
-      <candidateList>
-        <item>:</item>
+    <reviewItem xmlns="http://schemas.wps.cn/vas-ai-hub/contract-review">
+      <errorID xmlns="http://schemas.wps.cn/vas-ai-hub/contract-review">36d53a90-c997-4ecb-a605-42485a31a943</errorID>
+      <errorWord xmlns="http://schemas.wps.cn/vas-ai-hub/contract-review">：</errorWord>
+      <group xmlns="http://schemas.wps.cn/vas-ai-hub/contract-review">L1_Format</group>
+      <groupName xmlns="http://schemas.wps.cn/vas-ai-hub/contract-review">格式问题</groupName>
+      <ability xmlns="http://schemas.wps.cn/vas-ai-hub/contract-review">L2_HalfPunc_CN</ability>
+      <abilityName xmlns="http://schemas.wps.cn/vas-ai-hub/contract-review"/>
+      <candidateList xmlns="http://schemas.wps.cn/vas-ai-hub/contract-review">
+        <item xmlns="http://schemas.wps.cn/vas-ai-hub/contract-review">:</item>
       </candidateList>
-      <explain>文本全半角错误。</explain>
-      <paraID>48DFDCEF</paraID>
-      <start>2</start>
-      <end>3</end>
-      <status>unmodified</status>
-      <modifiedWord/>
-      <trackRevisions>false</trackRevisions>
+      <explain xmlns="http://schemas.wps.cn/vas-ai-hub/contract-review">文本全半角错误。</explain>
+      <paraID xmlns="http://schemas.wps.cn/vas-ai-hub/contract-review">48DFDCEF</paraID>
+      <start xmlns="http://schemas.wps.cn/vas-ai-hub/contract-review">2</start>
+      <end xmlns="http://schemas.wps.cn/vas-ai-hub/contract-review">3</end>
+      <status xmlns="http://schemas.wps.cn/vas-ai-hub/contract-review">unmodified</status>
+      <modifiedWord xmlns="http://schemas.wps.cn/vas-ai-hub/contract-review"/>
+      <trackRevisions xmlns="http://schemas.wps.cn/vas-ai-hub/contract-review">false</trackRevisions>
     </reviewItem>
-    <reviewItem>
-      <errorID>5a7fb70e-a842-437e-ab68-a6b8bd1f9ea8</errorID>
-      <errorWord>：</errorWord>
-      <group>L1_Format</group>
-      <groupName>格式问题</groupName>
-      <ability>L2_HalfPunc_CN</ability>
-      <abilityName/>
-      <candidateList>
-        <item>:</item>
+    <reviewItem xmlns="http://schemas.wps.cn/vas-ai-hub/contract-review">
+      <errorID xmlns="http://schemas.wps.cn/vas-ai-hub/contract-review">5a7fb70e-a842-437e-ab68-a6b8bd1f9ea8</errorID>
+      <errorWord xmlns="http://schemas.wps.cn/vas-ai-hub/contract-review">：</errorWord>
+      <group xmlns="http://schemas.wps.cn/vas-ai-hub/contract-review">L1_Format</group>
+      <groupName xmlns="http://schemas.wps.cn/vas-ai-hub/contract-review">格式问题</groupName>
+      <ability xmlns="http://schemas.wps.cn/vas-ai-hub/contract-review">L2_HalfPunc_CN</ability>
+      <abilityName xmlns="http://schemas.wps.cn/vas-ai-hub/contract-review"/>
+      <candidateList xmlns="http://schemas.wps.cn/vas-ai-hub/contract-review">
+        <item xmlns="http://schemas.wps.cn/vas-ai-hub/contract-review">:</item>
       </candidateList>
-      <explain>文本全半角错误。</explain>
-      <paraID> D90F4AB</paraID>
-      <start>2</start>
-      <end>3</end>
-      <status>unmodified</status>
-      <modifiedWord/>
-      <trackRevisions>false</trackRevisions>
+      <explain xmlns="http://schemas.wps.cn/vas-ai-hub/contract-review">文本全半角错误。</explain>
+      <paraID xmlns="http://schemas.wps.cn/vas-ai-hub/contract-review"> D90F4AB</paraID>
+      <start xmlns="http://schemas.wps.cn/vas-ai-hub/contract-review">2</start>
+      <end xmlns="http://schemas.wps.cn/vas-ai-hub/contract-review">3</end>
+      <status xmlns="http://schemas.wps.cn/vas-ai-hub/contract-review">unmodified</status>
+      <modifiedWord xmlns="http://schemas.wps.cn/vas-ai-hub/contract-review"/>
+      <trackRevisions xmlns="http://schemas.wps.cn/vas-ai-hub/contract-review">false</trackRevisions>
     </reviewItem>
-    <reviewItem>
-      <errorID>3c571511-239c-4e18-9e9b-753126f0e3f6</errorID>
-      <errorWord>丢</errorWord>
-      <group>L1_Word</group>
-      <groupName>字词问题</groupName>
-      <ability>L2_Typo</ability>
-      <abilityName>字词错误</abilityName>
-      <candidateList>
-        <item>丢失</item>
+    <reviewItem xmlns="http://schemas.wps.cn/vas-ai-hub/contract-review">
+      <errorID xmlns="http://schemas.wps.cn/vas-ai-hub/contract-review">3c571511-239c-4e18-9e9b-753126f0e3f6</errorID>
+      <errorWord xmlns="http://schemas.wps.cn/vas-ai-hub/contract-review">丢</errorWord>
+      <group xmlns="http://schemas.wps.cn/vas-ai-hub/contract-review">L1_Word</group>
+      <groupName xmlns="http://schemas.wps.cn/vas-ai-hub/contract-review">字词问题</groupName>
+      <ability xmlns="http://schemas.wps.cn/vas-ai-hub/contract-review">L2_Typo</ability>
+      <abilityName xmlns="http://schemas.wps.cn/vas-ai-hub/contract-review">字词错误</abilityName>
+      <candidateList xmlns="http://schemas.wps.cn/vas-ai-hub/contract-review">
+        <item xmlns="http://schemas.wps.cn/vas-ai-hub/contract-review">丢失</item>
       </candidateList>
-      <explain/>
-      <paraID>1E7FA330</paraID>
-      <start>27</start>
-      <end>28</end>
-      <status>unmodified</status>
-      <modifiedWord/>
-      <trackRevisions>false</trackRevisions>
+      <explain xmlns="http://schemas.wps.cn/vas-ai-hub/contract-review"/>
+      <paraID xmlns="http://schemas.wps.cn/vas-ai-hub/contract-review">1E7FA330</paraID>
+      <start xmlns="http://schemas.wps.cn/vas-ai-hub/contract-review">27</start>
+      <end xmlns="http://schemas.wps.cn/vas-ai-hub/contract-review">28</end>
+      <status xmlns="http://schemas.wps.cn/vas-ai-hub/contract-review">unmodified</status>
+      <modifiedWord xmlns="http://schemas.wps.cn/vas-ai-hub/contract-review"/>
+      <trackRevisions xmlns="http://schemas.wps.cn/vas-ai-hub/contract-review">false</trackRevisions>
     </reviewItem>
-    <reviewItem>
-      <errorID>6a4f1eea-dbf7-416a-8ef2-63bb29818a96</errorID>
-      <errorWord>"</errorWord>
-      <group>L1_Format</group>
-      <groupName>格式问题</groupName>
-      <ability>L2_HalfPunc_CN</ability>
-      <abilityName/>
-      <candidateList>
-        <item>“</item>
+    <reviewItem xmlns="http://schemas.wps.cn/vas-ai-hub/contract-review">
+      <errorID xmlns="http://schemas.wps.cn/vas-ai-hub/contract-review">6a4f1eea-dbf7-416a-8ef2-63bb29818a96</errorID>
+      <errorWord xmlns="http://schemas.wps.cn/vas-ai-hub/contract-review">"</errorWord>
+      <group xmlns="http://schemas.wps.cn/vas-ai-hub/contract-review">L1_Format</group>
+      <groupName xmlns="http://schemas.wps.cn/vas-ai-hub/contract-review">格式问题</groupName>
+      <ability xmlns="http://schemas.wps.cn/vas-ai-hub/contract-review">L2_HalfPunc_CN</ability>
+      <abilityName xmlns="http://schemas.wps.cn/vas-ai-hub/contract-review"/>
+      <candidateList xmlns="http://schemas.wps.cn/vas-ai-hub/contract-review">
+        <item xmlns="http://schemas.wps.cn/vas-ai-hub/contract-review">“</item>
       </candidateList>
-      <explain>文本全半角错误。</explain>
-      <paraID>2CBD9FC2</paraID>
-      <start>19</start>
-      <end>20</end>
-      <status>unmodified</status>
-      <modifiedWord/>
-      <trackRevisions>false</trackRevisions>
+      <explain xmlns="http://schemas.wps.cn/vas-ai-hub/contract-review">文本全半角错误。</explain>
+      <paraID xmlns="http://schemas.wps.cn/vas-ai-hub/contract-review">2CBD9FC2</paraID>
+      <start xmlns="http://schemas.wps.cn/vas-ai-hub/contract-review">19</start>
+      <end xmlns="http://schemas.wps.cn/vas-ai-hub/contract-review">20</end>
+      <status xmlns="http://schemas.wps.cn/vas-ai-hub/contract-review">unmodified</status>
+      <modifiedWord xmlns="http://schemas.wps.cn/vas-ai-hub/contract-review"/>
+      <trackRevisions xmlns="http://schemas.wps.cn/vas-ai-hub/contract-review">false</trackRevisions>
     </reviewItem>
-    <reviewItem>
-      <errorID>d7f66212-4a9d-4c3b-a464-7f9beb7282e2</errorID>
-      <errorWord>"</errorWord>
-      <group>L1_Format</group>
-      <groupName>格式问题</groupName>
-      <ability>L2_HalfPunc_CN</ability>
-      <abilityName/>
-      <candidateList>
-        <item>”</item>
+    <reviewItem xmlns="http://schemas.wps.cn/vas-ai-hub/contract-review">
+      <errorID xmlns="http://schemas.wps.cn/vas-ai-hub/contract-review">d7f66212-4a9d-4c3b-a464-7f9beb7282e2</errorID>
+      <errorWord xmlns="http://schemas.wps.cn/vas-ai-hub/contract-review">"</errorWord>
+      <group xmlns="http://schemas.wps.cn/vas-ai-hub/contract-review">L1_Format</group>
+      <groupName xmlns="http://schemas.wps.cn/vas-ai-hub/contract-review">格式问题</groupName>
+      <ability xmlns="http://schemas.wps.cn/vas-ai-hub/contract-review">L2_HalfPunc_CN</ability>
+      <abilityName xmlns="http://schemas.wps.cn/vas-ai-hub/contract-review"/>
+      <candidateList xmlns="http://schemas.wps.cn/vas-ai-hub/contract-review">
+        <item xmlns="http://schemas.wps.cn/vas-ai-hub/contract-review">”</item>
       </candidateList>
-      <explain>文本全半角错误。</explain>
-      <paraID>2CBD9FC2</paraID>
-      <start>24</start>
-      <end>25</end>
-      <status>unmodified</status>
-      <modifiedWord/>
-      <trackRevisions>false</trackRevisions>
+      <explain xmlns="http://schemas.wps.cn/vas-ai-hub/contract-review">文本全半角错误。</explain>
+      <paraID xmlns="http://schemas.wps.cn/vas-ai-hub/contract-review">2CBD9FC2</paraID>
+      <start xmlns="http://schemas.wps.cn/vas-ai-hub/contract-review">24</start>
+      <end xmlns="http://schemas.wps.cn/vas-ai-hub/contract-review">25</end>
+      <status xmlns="http://schemas.wps.cn/vas-ai-hub/contract-review">unmodified</status>
+      <modifiedWord xmlns="http://schemas.wps.cn/vas-ai-hub/contract-review"/>
+      <trackRevisions xmlns="http://schemas.wps.cn/vas-ai-hub/contract-review">false</trackRevisions>
     </reviewItem>
-    <reviewItem>
-      <errorID>513ad796-db89-46ed-bda0-dce43d677737</errorID>
-      <errorWord>"</errorWord>
-      <group>L1_Format</group>
-      <groupName>格式问题</groupName>
-      <ability>L2_HalfPunc_CN</ability>
-      <abilityName/>
-      <candidateList>
-        <item>“</item>
+    <reviewItem xmlns="http://schemas.wps.cn/vas-ai-hub/contract-review">
+      <errorID xmlns="http://schemas.wps.cn/vas-ai-hub/contract-review">513ad796-db89-46ed-bda0-dce43d677737</errorID>
+      <errorWord xmlns="http://schemas.wps.cn/vas-ai-hub/contract-review">"</errorWord>
+      <group xmlns="http://schemas.wps.cn/vas-ai-hub/contract-review">L1_Format</group>
+      <groupName xmlns="http://schemas.wps.cn/vas-ai-hub/contract-review">格式问题</groupName>
+      <ability xmlns="http://schemas.wps.cn/vas-ai-hub/contract-review">L2_HalfPunc_CN</ability>
+      <abilityName xmlns="http://schemas.wps.cn/vas-ai-hub/contract-review"/>
+      <candidateList xmlns="http://schemas.wps.cn/vas-ai-hub/contract-review">
+        <item xmlns="http://schemas.wps.cn/vas-ai-hub/contract-review">“</item>
       </candidateList>
-      <explain>文本全半角错误。</explain>
-      <paraID>2CBD9FC2</paraID>
-      <start>28</start>
-      <end>29</end>
-      <status>unmodified</status>
-      <modifiedWord/>
-      <trackRevisions>false</trackRevisions>
+      <explain xmlns="http://schemas.wps.cn/vas-ai-hub/contract-review">文本全半角错误。</explain>
+      <paraID xmlns="http://schemas.wps.cn/vas-ai-hub/contract-review">2CBD9FC2</paraID>
+      <start xmlns="http://schemas.wps.cn/vas-ai-hub/contract-review">28</start>
+      <end xmlns="http://schemas.wps.cn/vas-ai-hub/contract-review">29</end>
+      <status xmlns="http://schemas.wps.cn/vas-ai-hub/contract-review">unmodified</status>
+      <modifiedWord xmlns="http://schemas.wps.cn/vas-ai-hub/contract-review"/>
+      <trackRevisions xmlns="http://schemas.wps.cn/vas-ai-hub/contract-review">false</trackRevisions>
     </reviewItem>
-    <reviewItem>
-      <errorID>ad0213f7-9fed-494c-94ca-1be54339f935</errorID>
-      <errorWord>"</errorWord>
-      <group>L1_Format</group>
-      <groupName>格式问题</groupName>
-      <ability>L2_HalfPunc_CN</ability>
-      <abilityName/>
-      <candidateList>
-        <item>”</item>
+    <reviewItem xmlns="http://schemas.wps.cn/vas-ai-hub/contract-review">
+      <errorID xmlns="http://schemas.wps.cn/vas-ai-hub/contract-review">ad0213f7-9fed-494c-94ca-1be54339f935</errorID>
+      <errorWord xmlns="http://schemas.wps.cn/vas-ai-hub/contract-review">"</errorWord>
+      <group xmlns="http://schemas.wps.cn/vas-ai-hub/contract-review">L1_Format</group>
+      <groupName xmlns="http://schemas.wps.cn/vas-ai-hub/contract-review">格式问题</groupName>
+      <ability xmlns="http://schemas.wps.cn/vas-ai-hub/contract-review">L2_HalfPunc_CN</ability>
+      <abilityName xmlns="http://schemas.wps.cn/vas-ai-hub/contract-review"/>
+      <candidateList xmlns="http://schemas.wps.cn/vas-ai-hub/contract-review">
+        <item xmlns="http://schemas.wps.cn/vas-ai-hub/contract-review">”</item>
       </candidateList>
-      <explain>文本全半角错误。</explain>
-      <paraID>2CBD9FC2</paraID>
-      <start>40</start>
-      <end>41</end>
-      <status>unmodified</status>
-      <modifiedWord/>
-      <trackRevisions>false</trackRevisions>
+      <explain xmlns="http://schemas.wps.cn/vas-ai-hub/contract-review">文本全半角错误。</explain>
+      <paraID xmlns="http://schemas.wps.cn/vas-ai-hub/contract-review">2CBD9FC2</paraID>
+      <start xmlns="http://schemas.wps.cn/vas-ai-hub/contract-review">40</start>
+      <end xmlns="http://schemas.wps.cn/vas-ai-hub/contract-review">41</end>
+      <status xmlns="http://schemas.wps.cn/vas-ai-hub/contract-review">unmodified</status>
+      <modifiedWord xmlns="http://schemas.wps.cn/vas-ai-hub/contract-review"/>
+      <trackRevisions xmlns="http://schemas.wps.cn/vas-ai-hub/contract-review">false</trackRevisions>
     </reviewItem>
   </reviewItems>
-  <config/>
+  <config xmlns="http://schemas.wps.cn/vas-ai-hub/contract-review"/>
 </contractReview>
 </file>
 
